--- a/public/resume/mohamed-moheyeldin-resume-one-page.docx
+++ b/public/resume/mohamed-moheyeldin-resume-one-page.docx
@@ -94,7 +94,7 @@
           <w:color w:val="0B1020"/>
           <w:sz w:val="15"/>
         </w:rPr>
-        <w:t>Hands-on Software Development Engineer in Test and quality engineering leader with 10+ years of experience designing scalable UI and API automation, building reliable test frameworks, integrating quality signals into delivery pipelines, and applying local and cloud AI across federal, e-commerce, and banking environments.</w:t>
+        <w:t>Hands-on Software Development Engineer in Test and quality engineering leader with 10+ years of experience designing scalable UI and API automation, building reliable test frameworks, and integrating quality signals into delivery pipelines across federal, e-commerce, and banking environments.</w:t>
       </w:r>
     </w:p>
     <w:p>
@@ -138,7 +138,7 @@
           <w:color w:val="0B1020"/>
           <w:sz w:val="15"/>
         </w:rPr>
-        <w:t>Test Automation Architecture  |  UI and API Testing  |  CI/CD Quality Gates  |  Manual and Exploratory Testing  |  Risk-Based Testing  |  Team Leadership and Mentoring  |  AI-Assisted Software Engineering  |  Multi-Agent Orchestration</w:t>
+        <w:t>Test Automation Architecture  |  UI and API Testing  |  CI/CD Quality Gates  |  Manual and Exploratory Testing  |  Risk-Based Testing  |  Team Leadership and Mentoring</w:t>
       </w:r>
     </w:p>
     <w:p>
@@ -434,22 +434,7 @@
           <w:color w:val="0B1020"/>
           <w:sz w:val="15"/>
         </w:rPr>
-        <w:t>AI engineering: ChatGPT, OpenAI Codex, GitHub Copilot, Microsoft Copilot, Local LLMs, Multi-Agent Orchestration, Retrieval-Augmented Generation</w:t>
-      </w:r>
-    </w:p>
-    <w:p>
-      <w:pPr>
-        <w:spacing w:after="44" w:line="245" w:lineRule="auto"/>
-      </w:pPr>
-      <w:r>
-        <w:rPr>
-          <w:rFonts w:ascii="Arial" w:hAnsi="Arial"/>
-          <w:b w:val="0"/>
-          <w:i w:val="0"/>
-          <w:color w:val="0B1020"/>
-          <w:sz w:val="15"/>
-        </w:rPr>
-        <w:t>Local AI &amp; optimization: Ollama, llama.cpp, GGUF, Model Quantization, ONNX Runtime, OpenVINO, Qdrant</w:t>
+        <w:t>Test frameworks: TestNG, JUnit, Mocha, Chai, Jest, Selenium Grid, Applitools Eyes</w:t>
       </w:r>
     </w:p>
     <w:p>
